--- a/files/FLAG Application.docx
+++ b/files/FLAG Application.docx
@@ -15,6 +15,145 @@
           <w:szCs w:val="20"/>
         </w:rPr>
       </w:pPr>
+      <w:r>
+        <w:rPr>
+          <w:noProof/>
+        </w:rPr>
+        <mc:AlternateContent>
+          <mc:Choice Requires="wpg">
+            <w:drawing>
+              <wp:anchor distT="0" distB="0" distL="114300" distR="114300" simplePos="0" relativeHeight="4" behindDoc="1" locked="0" layoutInCell="0" allowOverlap="1" wp14:anchorId="6B38F119" wp14:editId="0591FE22">
+                <wp:simplePos x="0" y="0"/>
+                <wp:positionH relativeFrom="page">
+                  <wp:posOffset>882616</wp:posOffset>
+                </wp:positionH>
+                <wp:positionV relativeFrom="page">
+                  <wp:posOffset>386297</wp:posOffset>
+                </wp:positionV>
+                <wp:extent cx="5937573" cy="296545"/>
+                <wp:effectExtent l="0" t="0" r="6350" b="8255"/>
+                <wp:wrapNone/>
+                <wp:docPr id="62" name="drawingObject62"/>
+                <wp:cNvGraphicFramePr/>
+                <a:graphic xmlns:a="http://schemas.openxmlformats.org/drawingml/2006/main">
+                  <a:graphicData uri="http://schemas.microsoft.com/office/word/2010/wordprocessingGroup">
+                    <wpg:wgp>
+                      <wpg:cNvGrpSpPr/>
+                      <wpg:grpSpPr>
+                        <a:xfrm>
+                          <a:off x="0" y="0"/>
+                          <a:ext cx="5937573" cy="296545"/>
+                          <a:chOff x="0" y="0"/>
+                          <a:chExt cx="5966586" cy="296671"/>
+                        </a:xfrm>
+                        <a:noFill/>
+                      </wpg:grpSpPr>
+                      <wps:wsp>
+                        <wps:cNvPr id="63" name="Shape 63"/>
+                        <wps:cNvSpPr/>
+                        <wps:spPr>
+                          <a:xfrm>
+                            <a:off x="0" y="0"/>
+                            <a:ext cx="5965825" cy="295909"/>
+                          </a:xfrm>
+                          <a:custGeom>
+                            <a:avLst/>
+                            <a:gdLst/>
+                            <a:ahLst/>
+                            <a:cxnLst/>
+                            <a:rect l="0" t="0" r="0" b="0"/>
+                            <a:pathLst>
+                              <a:path w="5965825" h="295909">
+                                <a:moveTo>
+                                  <a:pt x="0" y="0"/>
+                                </a:moveTo>
+                                <a:lnTo>
+                                  <a:pt x="0" y="295909"/>
+                                </a:lnTo>
+                                <a:lnTo>
+                                  <a:pt x="5965825" y="295909"/>
+                                </a:lnTo>
+                                <a:lnTo>
+                                  <a:pt x="5965825" y="0"/>
+                                </a:lnTo>
+                                <a:lnTo>
+                                  <a:pt x="0" y="0"/>
+                                </a:lnTo>
+                                <a:close/>
+                              </a:path>
+                            </a:pathLst>
+                          </a:custGeom>
+                          <a:solidFill>
+                            <a:srgbClr val="000000"/>
+                          </a:solidFill>
+                        </wps:spPr>
+                        <wps:bodyPr vertOverflow="overflow" horzOverflow="overflow" vert="horz" lIns="91440" tIns="45720" rIns="91440" bIns="45720" anchor="t"/>
+                      </wps:wsp>
+                      <wps:wsp>
+                        <wps:cNvPr id="64" name="Shape 64"/>
+                        <wps:cNvSpPr/>
+                        <wps:spPr>
+                          <a:xfrm>
+                            <a:off x="761" y="761"/>
+                            <a:ext cx="5965825" cy="295909"/>
+                          </a:xfrm>
+                          <a:custGeom>
+                            <a:avLst/>
+                            <a:gdLst/>
+                            <a:ahLst/>
+                            <a:cxnLst/>
+                            <a:rect l="0" t="0" r="0" b="0"/>
+                            <a:pathLst>
+                              <a:path w="5965825" h="295909">
+                                <a:moveTo>
+                                  <a:pt x="0" y="0"/>
+                                </a:moveTo>
+                                <a:lnTo>
+                                  <a:pt x="0" y="295909"/>
+                                </a:lnTo>
+                                <a:lnTo>
+                                  <a:pt x="5965825" y="295909"/>
+                                </a:lnTo>
+                                <a:lnTo>
+                                  <a:pt x="5965825" y="0"/>
+                                </a:lnTo>
+                                <a:lnTo>
+                                  <a:pt x="0" y="0"/>
+                                </a:lnTo>
+                                <a:close/>
+                              </a:path>
+                            </a:pathLst>
+                          </a:custGeom>
+                          <a:solidFill>
+                            <a:srgbClr val="000000"/>
+                          </a:solidFill>
+                        </wps:spPr>
+                        <wps:bodyPr vertOverflow="overflow" horzOverflow="overflow" vert="horz" lIns="91440" tIns="45720" rIns="91440" bIns="45720" anchor="t"/>
+                      </wps:wsp>
+                    </wpg:wgp>
+                  </a:graphicData>
+                </a:graphic>
+                <wp14:sizeRelH relativeFrom="margin">
+                  <wp14:pctWidth>0</wp14:pctWidth>
+                </wp14:sizeRelH>
+              </wp:anchor>
+            </w:drawing>
+          </mc:Choice>
+          <mc:Fallback>
+            <w:pict>
+              <v:group w14:anchorId="60F9D5C9" id="drawingObject62" o:spid="_x0000_s1026" style="position:absolute;margin-left:69.5pt;margin-top:30.4pt;width:467.55pt;height:23.35pt;z-index:-503316476;mso-position-horizontal-relative:page;mso-position-vertical-relative:page;mso-width-relative:margin" coordsize="59665,2966" o:gfxdata="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" o:allowincell="f">
+                <v:shape id="Shape 63" o:spid="_x0000_s1027" style="position:absolute;width:59658;height:2959;visibility:visible;mso-wrap-style:square;v-text-anchor:top" coordsize="5965825,295909" o:gfxdata="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" path="m,l,295909r5965825,l5965825,,,xe" fillcolor="black" stroked="f">
+                  <v:path arrowok="t" textboxrect="0,0,5965825,295909"/>
+                </v:shape>
+                <v:shape id="Shape 64" o:spid="_x0000_s1028" style="position:absolute;left:7;top:7;width:59658;height:2959;visibility:visible;mso-wrap-style:square;v-text-anchor:top" coordsize="5965825,295909" o:gfxdata="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" path="m,l,295909r5965825,l5965825,,,xe" fillcolor="black" stroked="f">
+                  <v:path arrowok="t" textboxrect="0,0,5965825,295909"/>
+                </v:shape>
+                <w10:wrap anchorx="page" anchory="page"/>
+              </v:group>
+            </w:pict>
+          </mc:Fallback>
+        </mc:AlternateContent>
+      </w:r>
       <w:r>
         <w:rPr>
           <w:noProof/>
@@ -7187,142 +7326,6 @@
       </w:r>
       <w:r>
         <w:rPr>
-          <w:noProof/>
-        </w:rPr>
-        <mc:AlternateContent>
-          <mc:Choice Requires="wpg">
-            <w:drawing>
-              <wp:anchor distT="0" distB="0" distL="114300" distR="114300" simplePos="0" relativeHeight="4" behindDoc="1" locked="0" layoutInCell="0" allowOverlap="1" wp14:anchorId="6B38F119" wp14:editId="5877BE3A">
-                <wp:simplePos x="0" y="0"/>
-                <wp:positionH relativeFrom="page">
-                  <wp:posOffset>882650</wp:posOffset>
-                </wp:positionH>
-                <wp:positionV relativeFrom="page">
-                  <wp:posOffset>386080</wp:posOffset>
-                </wp:positionV>
-                <wp:extent cx="5966586" cy="296671"/>
-                <wp:effectExtent l="0" t="0" r="0" b="0"/>
-                <wp:wrapNone/>
-                <wp:docPr id="62" name="drawingObject62"/>
-                <wp:cNvGraphicFramePr/>
-                <a:graphic xmlns:a="http://schemas.openxmlformats.org/drawingml/2006/main">
-                  <a:graphicData uri="http://schemas.microsoft.com/office/word/2010/wordprocessingGroup">
-                    <wpg:wgp>
-                      <wpg:cNvGrpSpPr/>
-                      <wpg:grpSpPr>
-                        <a:xfrm>
-                          <a:off x="0" y="0"/>
-                          <a:ext cx="5966586" cy="296671"/>
-                          <a:chOff x="0" y="0"/>
-                          <a:chExt cx="5966586" cy="296671"/>
-                        </a:xfrm>
-                        <a:noFill/>
-                      </wpg:grpSpPr>
-                      <wps:wsp>
-                        <wps:cNvPr id="63" name="Shape 63"/>
-                        <wps:cNvSpPr/>
-                        <wps:spPr>
-                          <a:xfrm>
-                            <a:off x="0" y="0"/>
-                            <a:ext cx="5965825" cy="295909"/>
-                          </a:xfrm>
-                          <a:custGeom>
-                            <a:avLst/>
-                            <a:gdLst/>
-                            <a:ahLst/>
-                            <a:cxnLst/>
-                            <a:rect l="0" t="0" r="0" b="0"/>
-                            <a:pathLst>
-                              <a:path w="5965825" h="295909">
-                                <a:moveTo>
-                                  <a:pt x="0" y="0"/>
-                                </a:moveTo>
-                                <a:lnTo>
-                                  <a:pt x="0" y="295909"/>
-                                </a:lnTo>
-                                <a:lnTo>
-                                  <a:pt x="5965825" y="295909"/>
-                                </a:lnTo>
-                                <a:lnTo>
-                                  <a:pt x="5965825" y="0"/>
-                                </a:lnTo>
-                                <a:lnTo>
-                                  <a:pt x="0" y="0"/>
-                                </a:lnTo>
-                                <a:close/>
-                              </a:path>
-                            </a:pathLst>
-                          </a:custGeom>
-                          <a:solidFill>
-                            <a:srgbClr val="000000"/>
-                          </a:solidFill>
-                        </wps:spPr>
-                        <wps:bodyPr vertOverflow="overflow" horzOverflow="overflow" vert="horz" lIns="91440" tIns="45720" rIns="91440" bIns="45720" anchor="t"/>
-                      </wps:wsp>
-                      <wps:wsp>
-                        <wps:cNvPr id="64" name="Shape 64"/>
-                        <wps:cNvSpPr/>
-                        <wps:spPr>
-                          <a:xfrm>
-                            <a:off x="761" y="761"/>
-                            <a:ext cx="5965825" cy="295909"/>
-                          </a:xfrm>
-                          <a:custGeom>
-                            <a:avLst/>
-                            <a:gdLst/>
-                            <a:ahLst/>
-                            <a:cxnLst/>
-                            <a:rect l="0" t="0" r="0" b="0"/>
-                            <a:pathLst>
-                              <a:path w="5965825" h="295909">
-                                <a:moveTo>
-                                  <a:pt x="0" y="0"/>
-                                </a:moveTo>
-                                <a:lnTo>
-                                  <a:pt x="0" y="295909"/>
-                                </a:lnTo>
-                                <a:lnTo>
-                                  <a:pt x="5965825" y="295909"/>
-                                </a:lnTo>
-                                <a:lnTo>
-                                  <a:pt x="5965825" y="0"/>
-                                </a:lnTo>
-                                <a:lnTo>
-                                  <a:pt x="0" y="0"/>
-                                </a:lnTo>
-                                <a:close/>
-                              </a:path>
-                            </a:pathLst>
-                          </a:custGeom>
-                          <a:solidFill>
-                            <a:srgbClr val="000000"/>
-                          </a:solidFill>
-                        </wps:spPr>
-                        <wps:bodyPr vertOverflow="overflow" horzOverflow="overflow" vert="horz" lIns="91440" tIns="45720" rIns="91440" bIns="45720" anchor="t"/>
-                      </wps:wsp>
-                    </wpg:wgp>
-                  </a:graphicData>
-                </a:graphic>
-              </wp:anchor>
-            </w:drawing>
-          </mc:Choice>
-          <mc:Fallback>
-            <w:pict>
-              <v:group w14:anchorId="66D2AD7B" id="drawingObject62" o:spid="_x0000_s1026" style="position:absolute;margin-left:69.5pt;margin-top:30.4pt;width:469.8pt;height:23.35pt;z-index:-503316476;mso-position-horizontal-relative:page;mso-position-vertical-relative:page" coordsize="59665,2966" o:gfxdata="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" o:allowincell="f">
-                <v:shape id="Shape 63" o:spid="_x0000_s1027" style="position:absolute;width:59658;height:2959;visibility:visible;mso-wrap-style:square;v-text-anchor:top" coordsize="5965825,295909" o:gfxdata="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" path="m,l,295909r5965825,l5965825,,,xe" fillcolor="black" stroked="f">
-                  <v:path arrowok="t" textboxrect="0,0,5965825,295909"/>
-                </v:shape>
-                <v:shape id="Shape 64" o:spid="_x0000_s1028" style="position:absolute;left:7;top:7;width:59658;height:2959;visibility:visible;mso-wrap-style:square;v-text-anchor:top" coordsize="5965825,295909" o:gfxdata="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" path="m,l,295909r5965825,l5965825,,,xe" fillcolor="black" stroked="f">
-                  <v:path arrowok="t" textboxrect="0,0,5965825,295909"/>
-                </v:shape>
-                <w10:wrap anchorx="page" anchory="page"/>
-              </v:group>
-            </w:pict>
-          </mc:Fallback>
-        </mc:AlternateContent>
-      </w:r>
-      <w:r>
-        <w:rPr>
           <w:rFonts w:ascii="Arial" w:eastAsia="Arial" w:hAnsi="Arial" w:cs="Arial"/>
           <w:color w:val="000000"/>
           <w:w w:val="99"/>
@@ -13188,16 +13191,17 @@
           <w:right w:val="single" w:sz="12" w:space="4" w:color="auto"/>
         </w:pBdr>
         <w:tabs>
-          <w:tab w:val="left" w:pos="0"/>
+          <w:tab w:val="left" w:pos="90"/>
         </w:tabs>
         <w:spacing w:line="240" w:lineRule="auto"/>
-        <w:ind w:right="771"/>
-        <w:rPr>
-          <w:rFonts w:ascii="Arial" w:eastAsia="Arial" w:hAnsi="Arial" w:cs="Arial"/>
-          <w:color w:val="000000"/>
-          <w:w w:val="99"/>
-          <w:sz w:val="20"/>
-          <w:szCs w:val="20"/>
+        <w:ind w:left="90" w:right="771"/>
+        <w:rPr>
+          <w:rFonts w:ascii="Arial" w:eastAsia="Arial" w:hAnsi="Arial" w:cs="Arial"/>
+          <w:color w:val="000000"/>
+          <w:w w:val="99"/>
+          <w:sz w:val="20"/>
+          <w:szCs w:val="20"/>
+          <w:u w:val="single"/>
         </w:rPr>
       </w:pPr>
       <w:r>
@@ -13209,283 +13213,6 @@
           <w:szCs w:val="20"/>
         </w:rPr>
         <w:t>What is your profession?</w:t>
-      </w:r>
-      <w:r>
-        <w:rPr>
-          <w:rFonts w:ascii="Arial" w:eastAsia="Arial" w:hAnsi="Arial" w:cs="Arial"/>
-          <w:color w:val="000000"/>
-          <w:w w:val="99"/>
-          <w:sz w:val="20"/>
-          <w:szCs w:val="20"/>
-          <w:u w:val="single"/>
-        </w:rPr>
-        <w:tab/>
-      </w:r>
-      <w:r>
-        <w:rPr>
-          <w:rFonts w:ascii="Arial" w:eastAsia="Arial" w:hAnsi="Arial" w:cs="Arial"/>
-          <w:color w:val="000000"/>
-          <w:w w:val="99"/>
-          <w:sz w:val="20"/>
-          <w:szCs w:val="20"/>
-          <w:u w:val="single"/>
-        </w:rPr>
-        <w:tab/>
-      </w:r>
-      <w:r>
-        <w:rPr>
-          <w:rFonts w:ascii="Arial" w:eastAsia="Arial" w:hAnsi="Arial" w:cs="Arial"/>
-          <w:color w:val="000000"/>
-          <w:w w:val="99"/>
-          <w:sz w:val="20"/>
-          <w:szCs w:val="20"/>
-          <w:u w:val="single"/>
-        </w:rPr>
-        <w:tab/>
-      </w:r>
-      <w:r>
-        <w:rPr>
-          <w:rFonts w:ascii="Arial" w:eastAsia="Arial" w:hAnsi="Arial" w:cs="Arial"/>
-          <w:color w:val="000000"/>
-          <w:w w:val="99"/>
-          <w:sz w:val="20"/>
-          <w:szCs w:val="20"/>
-          <w:u w:val="single"/>
-        </w:rPr>
-        <w:tab/>
-      </w:r>
-      <w:r>
-        <w:rPr>
-          <w:rFonts w:ascii="Arial" w:eastAsia="Arial" w:hAnsi="Arial" w:cs="Arial"/>
-          <w:color w:val="000000"/>
-          <w:w w:val="99"/>
-          <w:sz w:val="20"/>
-          <w:szCs w:val="20"/>
-          <w:u w:val="single"/>
-        </w:rPr>
-        <w:tab/>
-      </w:r>
-      <w:r>
-        <w:rPr>
-          <w:rFonts w:ascii="Arial" w:eastAsia="Arial" w:hAnsi="Arial" w:cs="Arial"/>
-          <w:color w:val="000000"/>
-          <w:w w:val="99"/>
-          <w:sz w:val="20"/>
-          <w:szCs w:val="20"/>
-          <w:u w:val="single"/>
-        </w:rPr>
-        <w:tab/>
-      </w:r>
-      <w:r>
-        <w:rPr>
-          <w:rFonts w:ascii="Arial" w:eastAsia="Arial" w:hAnsi="Arial" w:cs="Arial"/>
-          <w:color w:val="000000"/>
-          <w:w w:val="99"/>
-          <w:sz w:val="20"/>
-          <w:szCs w:val="20"/>
-          <w:u w:val="single"/>
-        </w:rPr>
-        <w:tab/>
-      </w:r>
-      <w:r>
-        <w:rPr>
-          <w:rFonts w:ascii="Arial" w:eastAsia="Arial" w:hAnsi="Arial" w:cs="Arial"/>
-          <w:color w:val="000000"/>
-          <w:w w:val="99"/>
-          <w:sz w:val="20"/>
-          <w:szCs w:val="20"/>
-          <w:u w:val="single"/>
-        </w:rPr>
-        <w:tab/>
-      </w:r>
-      <w:r>
-        <w:rPr>
-          <w:rFonts w:ascii="Arial" w:eastAsia="Arial" w:hAnsi="Arial" w:cs="Arial"/>
-          <w:color w:val="000000"/>
-          <w:w w:val="99"/>
-          <w:sz w:val="20"/>
-          <w:szCs w:val="20"/>
-          <w:u w:val="single"/>
-        </w:rPr>
-        <w:tab/>
-      </w:r>
-      <w:r>
-        <w:rPr>
-          <w:rFonts w:ascii="Arial" w:eastAsia="Arial" w:hAnsi="Arial" w:cs="Arial"/>
-          <w:color w:val="000000"/>
-          <w:w w:val="99"/>
-          <w:sz w:val="20"/>
-          <w:szCs w:val="20"/>
-        </w:rPr>
-        <w:br/>
-      </w:r>
-      <w:r>
-        <w:rPr>
-          <w:rFonts w:ascii="Arial" w:eastAsia="Arial" w:hAnsi="Arial" w:cs="Arial"/>
-          <w:color w:val="000000"/>
-          <w:w w:val="99"/>
-          <w:sz w:val="20"/>
-          <w:szCs w:val="20"/>
-        </w:rPr>
-        <w:t xml:space="preserve">Can we add the following </w:t>
-      </w:r>
-      <w:r>
-        <w:rPr>
-          <w:rFonts w:ascii="Arial" w:eastAsia="Arial" w:hAnsi="Arial" w:cs="Arial"/>
-          <w:color w:val="000000"/>
-          <w:w w:val="99"/>
-          <w:sz w:val="20"/>
-          <w:szCs w:val="20"/>
-        </w:rPr>
-        <w:t>information to our</w:t>
-      </w:r>
-      <w:r>
-        <w:rPr>
-          <w:rFonts w:ascii="Arial" w:eastAsia="Arial" w:hAnsi="Arial" w:cs="Arial"/>
-          <w:color w:val="000000"/>
-          <w:w w:val="99"/>
-          <w:sz w:val="20"/>
-          <w:szCs w:val="20"/>
-        </w:rPr>
-        <w:t xml:space="preserve"> member list?</w:t>
-      </w:r>
-      <w:r>
-        <w:rPr>
-          <w:rFonts w:ascii="Arial" w:eastAsia="Arial" w:hAnsi="Arial" w:cs="Arial"/>
-          <w:color w:val="000000"/>
-          <w:w w:val="99"/>
-          <w:sz w:val="20"/>
-          <w:szCs w:val="20"/>
-        </w:rPr>
-        <w:br/>
-      </w:r>
-      <w:r>
-        <w:rPr>
-          <w:rFonts w:ascii="Arial" w:eastAsia="Arial" w:hAnsi="Arial" w:cs="Arial"/>
-          <w:color w:val="000000"/>
-          <w:w w:val="99"/>
-          <w:sz w:val="20"/>
-          <w:szCs w:val="20"/>
-        </w:rPr>
-        <w:t>Name</w:t>
-      </w:r>
-      <w:r>
-        <w:rPr>
-          <w:rFonts w:ascii="Arial" w:eastAsia="Arial" w:hAnsi="Arial" w:cs="Arial"/>
-          <w:color w:val="000000"/>
-          <w:sz w:val="20"/>
-          <w:szCs w:val="20"/>
-        </w:rPr>
-        <w:tab/>
-      </w:r>
-      <w:r>
-        <w:rPr>
-          <w:rFonts w:ascii="Arial" w:eastAsia="Arial" w:hAnsi="Arial" w:cs="Arial"/>
-          <w:color w:val="000000"/>
-          <w:sz w:val="20"/>
-          <w:szCs w:val="20"/>
-        </w:rPr>
-        <w:tab/>
-      </w:r>
-      <w:r>
-        <w:rPr>
-          <w:rFonts w:ascii="Arial" w:eastAsia="Arial" w:hAnsi="Arial" w:cs="Arial"/>
-          <w:color w:val="000000"/>
-          <w:sz w:val="20"/>
-          <w:szCs w:val="20"/>
-        </w:rPr>
-        <w:tab/>
-      </w:r>
-      <w:r>
-        <w:rPr>
-          <w:rFonts w:ascii="Arial" w:eastAsia="Arial" w:hAnsi="Arial" w:cs="Arial"/>
-          <w:color w:val="000000"/>
-          <w:sz w:val="20"/>
-          <w:szCs w:val="20"/>
-        </w:rPr>
-        <w:tab/>
-      </w:r>
-      <w:r>
-        <w:rPr>
-          <w:rFonts w:ascii="Arial" w:eastAsia="Arial" w:hAnsi="Arial" w:cs="Arial"/>
-          <w:color w:val="000000"/>
-          <w:position w:val="2"/>
-          <w:sz w:val="20"/>
-          <w:szCs w:val="20"/>
-        </w:rPr>
-        <w:t>□</w:t>
-      </w:r>
-      <w:r>
-        <w:rPr>
-          <w:rFonts w:ascii="Arial" w:eastAsia="Arial" w:hAnsi="Arial" w:cs="Arial"/>
-          <w:color w:val="000000"/>
-          <w:position w:val="2"/>
-          <w:sz w:val="20"/>
-          <w:szCs w:val="20"/>
-        </w:rPr>
-        <w:t xml:space="preserve"> </w:t>
-      </w:r>
-      <w:r>
-        <w:rPr>
-          <w:rFonts w:ascii="Arial" w:eastAsia="Arial" w:hAnsi="Arial" w:cs="Arial"/>
-          <w:color w:val="000000"/>
-          <w:w w:val="99"/>
-          <w:sz w:val="20"/>
-          <w:szCs w:val="20"/>
-        </w:rPr>
-        <w:t>Yes</w:t>
-      </w:r>
-      <w:r>
-        <w:rPr>
-          <w:rFonts w:ascii="Arial" w:eastAsia="Arial" w:hAnsi="Arial" w:cs="Arial"/>
-          <w:color w:val="000000"/>
-          <w:w w:val="99"/>
-          <w:sz w:val="20"/>
-          <w:szCs w:val="20"/>
-        </w:rPr>
-        <w:tab/>
-      </w:r>
-      <w:r>
-        <w:rPr>
-          <w:rFonts w:ascii="Arial" w:eastAsia="Arial" w:hAnsi="Arial" w:cs="Arial"/>
-          <w:color w:val="000000"/>
-          <w:position w:val="2"/>
-          <w:sz w:val="20"/>
-          <w:szCs w:val="20"/>
-        </w:rPr>
-        <w:t>□</w:t>
-      </w:r>
-      <w:r>
-        <w:rPr>
-          <w:rFonts w:ascii="Arial" w:eastAsia="Arial" w:hAnsi="Arial" w:cs="Arial"/>
-          <w:color w:val="000000"/>
-          <w:position w:val="2"/>
-          <w:sz w:val="20"/>
-          <w:szCs w:val="20"/>
-        </w:rPr>
-        <w:t xml:space="preserve"> </w:t>
-      </w:r>
-      <w:r>
-        <w:rPr>
-          <w:rFonts w:ascii="Arial" w:eastAsia="Arial" w:hAnsi="Arial" w:cs="Arial"/>
-          <w:color w:val="000000"/>
-          <w:spacing w:val="3"/>
-          <w:w w:val="99"/>
-          <w:sz w:val="20"/>
-          <w:szCs w:val="20"/>
-        </w:rPr>
-        <w:t>N</w:t>
-      </w:r>
-      <w:r>
-        <w:rPr>
-          <w:rFonts w:ascii="Arial" w:eastAsia="Arial" w:hAnsi="Arial" w:cs="Arial"/>
-          <w:color w:val="000000"/>
-          <w:spacing w:val="1"/>
-          <w:w w:val="99"/>
-          <w:sz w:val="20"/>
-          <w:szCs w:val="20"/>
-        </w:rPr>
-        <w:t>o</w:t>
       </w:r>
     </w:p>
     <w:p>
@@ -13498,14 +13225,13 @@
           <w:right w:val="single" w:sz="12" w:space="4" w:color="auto"/>
         </w:pBdr>
         <w:tabs>
-          <w:tab w:val="left" w:pos="0"/>
+          <w:tab w:val="left" w:pos="90"/>
         </w:tabs>
         <w:spacing w:line="240" w:lineRule="auto"/>
-        <w:ind w:right="771"/>
-        <w:rPr>
-          <w:rFonts w:ascii="Arial" w:eastAsia="Arial" w:hAnsi="Arial" w:cs="Arial"/>
-          <w:color w:val="000000"/>
-          <w:spacing w:val="1"/>
+        <w:ind w:left="90" w:right="771"/>
+        <w:rPr>
+          <w:rFonts w:ascii="Arial" w:eastAsia="Arial" w:hAnsi="Arial" w:cs="Arial"/>
+          <w:color w:val="000000"/>
           <w:w w:val="99"/>
           <w:sz w:val="20"/>
           <w:szCs w:val="20"/>
@@ -13518,29 +13244,133 @@
           <w:w w:val="99"/>
           <w:sz w:val="20"/>
           <w:szCs w:val="20"/>
-        </w:rPr>
-        <w:t>Ad</w:t>
-      </w:r>
-      <w:r>
-        <w:rPr>
-          <w:rFonts w:ascii="Arial" w:eastAsia="Arial" w:hAnsi="Arial" w:cs="Arial"/>
-          <w:color w:val="000000"/>
-          <w:spacing w:val="-1"/>
-          <w:w w:val="99"/>
-          <w:sz w:val="20"/>
-          <w:szCs w:val="20"/>
-        </w:rPr>
-        <w:t>d</w:t>
-      </w:r>
-      <w:r>
-        <w:rPr>
-          <w:rFonts w:ascii="Arial" w:eastAsia="Arial" w:hAnsi="Arial" w:cs="Arial"/>
-          <w:color w:val="000000"/>
-          <w:w w:val="99"/>
-          <w:sz w:val="20"/>
-          <w:szCs w:val="20"/>
-        </w:rPr>
-        <w:t>ress</w:t>
+          <w:u w:val="single"/>
+        </w:rPr>
+        <w:tab/>
+      </w:r>
+      <w:r>
+        <w:rPr>
+          <w:rFonts w:ascii="Arial" w:eastAsia="Arial" w:hAnsi="Arial" w:cs="Arial"/>
+          <w:color w:val="000000"/>
+          <w:w w:val="99"/>
+          <w:sz w:val="20"/>
+          <w:szCs w:val="20"/>
+          <w:u w:val="single"/>
+        </w:rPr>
+        <w:tab/>
+      </w:r>
+      <w:r>
+        <w:rPr>
+          <w:rFonts w:ascii="Arial" w:eastAsia="Arial" w:hAnsi="Arial" w:cs="Arial"/>
+          <w:color w:val="000000"/>
+          <w:w w:val="99"/>
+          <w:sz w:val="20"/>
+          <w:szCs w:val="20"/>
+          <w:u w:val="single"/>
+        </w:rPr>
+        <w:tab/>
+      </w:r>
+      <w:r>
+        <w:rPr>
+          <w:rFonts w:ascii="Arial" w:eastAsia="Arial" w:hAnsi="Arial" w:cs="Arial"/>
+          <w:color w:val="000000"/>
+          <w:w w:val="99"/>
+          <w:sz w:val="20"/>
+          <w:szCs w:val="20"/>
+          <w:u w:val="single"/>
+        </w:rPr>
+        <w:tab/>
+      </w:r>
+      <w:r>
+        <w:rPr>
+          <w:rFonts w:ascii="Arial" w:eastAsia="Arial" w:hAnsi="Arial" w:cs="Arial"/>
+          <w:color w:val="000000"/>
+          <w:w w:val="99"/>
+          <w:sz w:val="20"/>
+          <w:szCs w:val="20"/>
+          <w:u w:val="single"/>
+        </w:rPr>
+        <w:tab/>
+      </w:r>
+      <w:r>
+        <w:rPr>
+          <w:rFonts w:ascii="Arial" w:eastAsia="Arial" w:hAnsi="Arial" w:cs="Arial"/>
+          <w:color w:val="000000"/>
+          <w:w w:val="99"/>
+          <w:sz w:val="20"/>
+          <w:szCs w:val="20"/>
+          <w:u w:val="single"/>
+        </w:rPr>
+        <w:tab/>
+      </w:r>
+      <w:r>
+        <w:rPr>
+          <w:rFonts w:ascii="Arial" w:eastAsia="Arial" w:hAnsi="Arial" w:cs="Arial"/>
+          <w:color w:val="000000"/>
+          <w:w w:val="99"/>
+          <w:sz w:val="20"/>
+          <w:szCs w:val="20"/>
+        </w:rPr>
+        <w:br/>
+      </w:r>
+      <w:r>
+        <w:rPr>
+          <w:rFonts w:ascii="Arial" w:eastAsia="Arial" w:hAnsi="Arial" w:cs="Arial"/>
+          <w:color w:val="000000"/>
+          <w:w w:val="99"/>
+          <w:sz w:val="20"/>
+          <w:szCs w:val="20"/>
+        </w:rPr>
+        <w:t xml:space="preserve">Can we add the following </w:t>
+      </w:r>
+      <w:r>
+        <w:rPr>
+          <w:rFonts w:ascii="Arial" w:eastAsia="Arial" w:hAnsi="Arial" w:cs="Arial"/>
+          <w:color w:val="000000"/>
+          <w:w w:val="99"/>
+          <w:sz w:val="20"/>
+          <w:szCs w:val="20"/>
+        </w:rPr>
+        <w:t>information to our</w:t>
+      </w:r>
+      <w:r>
+        <w:rPr>
+          <w:rFonts w:ascii="Arial" w:eastAsia="Arial" w:hAnsi="Arial" w:cs="Arial"/>
+          <w:color w:val="000000"/>
+          <w:w w:val="99"/>
+          <w:sz w:val="20"/>
+          <w:szCs w:val="20"/>
+        </w:rPr>
+        <w:t xml:space="preserve"> member list?</w:t>
+      </w:r>
+      <w:r>
+        <w:rPr>
+          <w:rFonts w:ascii="Arial" w:eastAsia="Arial" w:hAnsi="Arial" w:cs="Arial"/>
+          <w:color w:val="000000"/>
+          <w:w w:val="99"/>
+          <w:sz w:val="20"/>
+          <w:szCs w:val="20"/>
+        </w:rPr>
+        <w:br/>
+      </w:r>
+      <w:r>
+        <w:rPr>
+          <w:rFonts w:ascii="Arial" w:eastAsia="Arial" w:hAnsi="Arial" w:cs="Arial"/>
+          <w:color w:val="000000"/>
+          <w:w w:val="99"/>
+          <w:sz w:val="20"/>
+          <w:szCs w:val="20"/>
+        </w:rPr>
+        <w:t>Name</w:t>
+      </w:r>
+      <w:r>
+        <w:rPr>
+          <w:rFonts w:ascii="Arial" w:eastAsia="Arial" w:hAnsi="Arial" w:cs="Arial"/>
+          <w:color w:val="000000"/>
+          <w:sz w:val="20"/>
+          <w:szCs w:val="20"/>
+        </w:rPr>
+        <w:tab/>
       </w:r>
       <w:r>
         <w:rPr>
@@ -13662,10 +13492,10 @@
           <w:right w:val="single" w:sz="12" w:space="4" w:color="auto"/>
         </w:pBdr>
         <w:tabs>
-          <w:tab w:val="left" w:pos="0"/>
+          <w:tab w:val="left" w:pos="90"/>
         </w:tabs>
         <w:spacing w:line="240" w:lineRule="auto"/>
-        <w:ind w:right="771"/>
+        <w:ind w:left="90" w:right="771"/>
         <w:rPr>
           <w:rFonts w:ascii="Arial" w:eastAsia="Arial" w:hAnsi="Arial" w:cs="Arial"/>
           <w:color w:val="000000"/>
@@ -13683,47 +13513,7 @@
           <w:sz w:val="20"/>
           <w:szCs w:val="20"/>
         </w:rPr>
-        <w:t>Phone</w:t>
-      </w:r>
-      <w:r>
-        <w:rPr>
-          <w:rFonts w:ascii="Arial" w:eastAsia="Arial" w:hAnsi="Arial" w:cs="Arial"/>
-          <w:color w:val="000000"/>
-          <w:sz w:val="20"/>
-          <w:szCs w:val="20"/>
-        </w:rPr>
-        <w:t xml:space="preserve"> </w:t>
-      </w:r>
-      <w:r>
-        <w:rPr>
-          <w:rFonts w:ascii="Arial" w:eastAsia="Arial" w:hAnsi="Arial" w:cs="Arial"/>
-          <w:color w:val="000000"/>
-          <w:w w:val="99"/>
-          <w:sz w:val="20"/>
-          <w:szCs w:val="20"/>
-        </w:rPr>
-        <w:t>nu</w:t>
-      </w:r>
-      <w:r>
-        <w:rPr>
-          <w:rFonts w:ascii="Arial" w:eastAsia="Arial" w:hAnsi="Arial" w:cs="Arial"/>
-          <w:color w:val="000000"/>
-          <w:spacing w:val="1"/>
-          <w:w w:val="99"/>
-          <w:sz w:val="20"/>
-          <w:szCs w:val="20"/>
-        </w:rPr>
-        <w:t>m</w:t>
-      </w:r>
-      <w:r>
-        <w:rPr>
-          <w:rFonts w:ascii="Arial" w:eastAsia="Arial" w:hAnsi="Arial" w:cs="Arial"/>
-          <w:color w:val="000000"/>
-          <w:w w:val="99"/>
-          <w:sz w:val="20"/>
-          <w:szCs w:val="20"/>
-        </w:rPr>
-        <w:t>b</w:t>
+        <w:t>Ad</w:t>
       </w:r>
       <w:r>
         <w:rPr>
@@ -13734,17 +13524,17 @@
           <w:sz w:val="20"/>
           <w:szCs w:val="20"/>
         </w:rPr>
-        <w:t>e</w:t>
-      </w:r>
-      <w:r>
-        <w:rPr>
-          <w:rFonts w:ascii="Arial" w:eastAsia="Arial" w:hAnsi="Arial" w:cs="Arial"/>
-          <w:color w:val="000000"/>
-          <w:w w:val="99"/>
-          <w:sz w:val="20"/>
-          <w:szCs w:val="20"/>
-        </w:rPr>
-        <w:t>r</w:t>
+        <w:t>d</w:t>
+      </w:r>
+      <w:r>
+        <w:rPr>
+          <w:rFonts w:ascii="Arial" w:eastAsia="Arial" w:hAnsi="Arial" w:cs="Arial"/>
+          <w:color w:val="000000"/>
+          <w:w w:val="99"/>
+          <w:sz w:val="20"/>
+          <w:szCs w:val="20"/>
+        </w:rPr>
+        <w:t>ress</w:t>
       </w:r>
       <w:r>
         <w:rPr>
@@ -13866,10 +13656,11 @@
           <w:right w:val="single" w:sz="12" w:space="4" w:color="auto"/>
         </w:pBdr>
         <w:tabs>
-          <w:tab w:val="left" w:pos="0"/>
+          <w:tab w:val="left" w:pos="90"/>
+          <w:tab w:val="left" w:pos="180"/>
         </w:tabs>
         <w:spacing w:line="240" w:lineRule="auto"/>
-        <w:ind w:right="771"/>
+        <w:ind w:left="90" w:right="771"/>
         <w:rPr>
           <w:rFonts w:ascii="Arial" w:eastAsia="Arial" w:hAnsi="Arial" w:cs="Arial"/>
           <w:color w:val="000000"/>
@@ -13887,26 +13678,68 @@
           <w:sz w:val="20"/>
           <w:szCs w:val="20"/>
         </w:rPr>
-        <w:t>Email</w:t>
-      </w:r>
-      <w:r>
-        <w:rPr>
-          <w:rFonts w:ascii="Arial" w:eastAsia="Arial" w:hAnsi="Arial" w:cs="Arial"/>
-          <w:color w:val="000000"/>
-          <w:sz w:val="20"/>
-          <w:szCs w:val="20"/>
-        </w:rPr>
-        <w:t xml:space="preserve"> </w:t>
-      </w:r>
-      <w:r>
-        <w:rPr>
-          <w:rFonts w:ascii="Arial" w:eastAsia="Arial" w:hAnsi="Arial" w:cs="Arial"/>
-          <w:color w:val="000000"/>
-          <w:w w:val="99"/>
-          <w:sz w:val="20"/>
-          <w:szCs w:val="20"/>
-        </w:rPr>
-        <w:t>address</w:t>
+        <w:t>Phone</w:t>
+      </w:r>
+      <w:r>
+        <w:rPr>
+          <w:rFonts w:ascii="Arial" w:eastAsia="Arial" w:hAnsi="Arial" w:cs="Arial"/>
+          <w:color w:val="000000"/>
+          <w:sz w:val="20"/>
+          <w:szCs w:val="20"/>
+        </w:rPr>
+        <w:t xml:space="preserve"> </w:t>
+      </w:r>
+      <w:r>
+        <w:rPr>
+          <w:rFonts w:ascii="Arial" w:eastAsia="Arial" w:hAnsi="Arial" w:cs="Arial"/>
+          <w:color w:val="000000"/>
+          <w:w w:val="99"/>
+          <w:sz w:val="20"/>
+          <w:szCs w:val="20"/>
+        </w:rPr>
+        <w:t>nu</w:t>
+      </w:r>
+      <w:r>
+        <w:rPr>
+          <w:rFonts w:ascii="Arial" w:eastAsia="Arial" w:hAnsi="Arial" w:cs="Arial"/>
+          <w:color w:val="000000"/>
+          <w:spacing w:val="1"/>
+          <w:w w:val="99"/>
+          <w:sz w:val="20"/>
+          <w:szCs w:val="20"/>
+        </w:rPr>
+        <w:t>m</w:t>
+      </w:r>
+      <w:r>
+        <w:rPr>
+          <w:rFonts w:ascii="Arial" w:eastAsia="Arial" w:hAnsi="Arial" w:cs="Arial"/>
+          <w:color w:val="000000"/>
+          <w:w w:val="99"/>
+          <w:sz w:val="20"/>
+          <w:szCs w:val="20"/>
+        </w:rPr>
+        <w:t>b</w:t>
+      </w:r>
+      <w:r>
+        <w:rPr>
+          <w:rFonts w:ascii="Arial" w:eastAsia="Arial" w:hAnsi="Arial" w:cs="Arial"/>
+          <w:color w:val="000000"/>
+          <w:spacing w:val="-1"/>
+          <w:w w:val="99"/>
+          <w:sz w:val="20"/>
+          <w:szCs w:val="20"/>
+        </w:rPr>
+        <w:t>e</w:t>
+      </w:r>
+      <w:r>
+        <w:rPr>
+          <w:rFonts w:ascii="Arial" w:eastAsia="Arial" w:hAnsi="Arial" w:cs="Arial"/>
+          <w:color w:val="000000"/>
+          <w:w w:val="99"/>
+          <w:sz w:val="20"/>
+          <w:szCs w:val="20"/>
+        </w:rPr>
+        <w:t>r</w:t>
       </w:r>
       <w:r>
         <w:rPr>
@@ -14028,10 +13861,10 @@
           <w:right w:val="single" w:sz="12" w:space="4" w:color="auto"/>
         </w:pBdr>
         <w:tabs>
-          <w:tab w:val="left" w:pos="0"/>
+          <w:tab w:val="left" w:pos="90"/>
         </w:tabs>
         <w:spacing w:line="240" w:lineRule="auto"/>
-        <w:ind w:right="771"/>
+        <w:ind w:left="90" w:right="771"/>
         <w:rPr>
           <w:rFonts w:ascii="Arial" w:eastAsia="Arial" w:hAnsi="Arial" w:cs="Arial"/>
           <w:color w:val="000000"/>
@@ -14049,59 +13882,26 @@
           <w:sz w:val="20"/>
           <w:szCs w:val="20"/>
         </w:rPr>
-        <w:t>We</w:t>
-      </w:r>
-      <w:r>
-        <w:rPr>
-          <w:rFonts w:ascii="Arial" w:eastAsia="Arial" w:hAnsi="Arial" w:cs="Arial"/>
-          <w:color w:val="000000"/>
-          <w:spacing w:val="-1"/>
-          <w:w w:val="99"/>
-          <w:sz w:val="20"/>
-          <w:szCs w:val="20"/>
-        </w:rPr>
-        <w:t>b</w:t>
-      </w:r>
-      <w:r>
-        <w:rPr>
-          <w:rFonts w:ascii="Arial" w:eastAsia="Arial" w:hAnsi="Arial" w:cs="Arial"/>
-          <w:color w:val="000000"/>
-          <w:spacing w:val="2"/>
-          <w:w w:val="99"/>
-          <w:sz w:val="20"/>
-          <w:szCs w:val="20"/>
-        </w:rPr>
-        <w:t>s</w:t>
-      </w:r>
-      <w:r>
-        <w:rPr>
-          <w:rFonts w:ascii="Arial" w:eastAsia="Arial" w:hAnsi="Arial" w:cs="Arial"/>
-          <w:color w:val="000000"/>
-          <w:spacing w:val="-1"/>
-          <w:w w:val="99"/>
-          <w:sz w:val="20"/>
-          <w:szCs w:val="20"/>
-        </w:rPr>
-        <w:t>i</w:t>
-      </w:r>
-      <w:r>
-        <w:rPr>
-          <w:rFonts w:ascii="Arial" w:eastAsia="Arial" w:hAnsi="Arial" w:cs="Arial"/>
-          <w:color w:val="000000"/>
-          <w:w w:val="99"/>
-          <w:sz w:val="20"/>
-          <w:szCs w:val="20"/>
-        </w:rPr>
-        <w:t>te</w:t>
-      </w:r>
-      <w:r>
-        <w:rPr>
-          <w:rFonts w:ascii="Arial" w:eastAsia="Arial" w:hAnsi="Arial" w:cs="Arial"/>
-          <w:color w:val="000000"/>
-          <w:sz w:val="20"/>
-          <w:szCs w:val="20"/>
-        </w:rPr>
-        <w:tab/>
+        <w:t>Email</w:t>
+      </w:r>
+      <w:r>
+        <w:rPr>
+          <w:rFonts w:ascii="Arial" w:eastAsia="Arial" w:hAnsi="Arial" w:cs="Arial"/>
+          <w:color w:val="000000"/>
+          <w:sz w:val="20"/>
+          <w:szCs w:val="20"/>
+        </w:rPr>
+        <w:t xml:space="preserve"> </w:t>
+      </w:r>
+      <w:r>
+        <w:rPr>
+          <w:rFonts w:ascii="Arial" w:eastAsia="Arial" w:hAnsi="Arial" w:cs="Arial"/>
+          <w:color w:val="000000"/>
+          <w:w w:val="99"/>
+          <w:sz w:val="20"/>
+          <w:szCs w:val="20"/>
+        </w:rPr>
+        <w:t>address</w:t>
       </w:r>
       <w:r>
         <w:rPr>
@@ -14223,10 +14023,10 @@
           <w:right w:val="single" w:sz="12" w:space="4" w:color="auto"/>
         </w:pBdr>
         <w:tabs>
-          <w:tab w:val="left" w:pos="0"/>
+          <w:tab w:val="left" w:pos="90"/>
         </w:tabs>
         <w:spacing w:line="240" w:lineRule="auto"/>
-        <w:ind w:right="771"/>
+        <w:ind w:left="90" w:right="771"/>
         <w:rPr>
           <w:rFonts w:ascii="Arial" w:eastAsia="Arial" w:hAnsi="Arial" w:cs="Arial"/>
           <w:color w:val="000000"/>
@@ -14244,7 +14044,7 @@
           <w:sz w:val="20"/>
           <w:szCs w:val="20"/>
         </w:rPr>
-        <w:t>Soc</w:t>
+        <w:t>We</w:t>
       </w:r>
       <w:r>
         <w:rPr>
@@ -14255,6 +14055,28 @@
           <w:sz w:val="20"/>
           <w:szCs w:val="20"/>
         </w:rPr>
+        <w:t>b</w:t>
+      </w:r>
+      <w:r>
+        <w:rPr>
+          <w:rFonts w:ascii="Arial" w:eastAsia="Arial" w:hAnsi="Arial" w:cs="Arial"/>
+          <w:color w:val="000000"/>
+          <w:spacing w:val="2"/>
+          <w:w w:val="99"/>
+          <w:sz w:val="20"/>
+          <w:szCs w:val="20"/>
+        </w:rPr>
+        <w:t>s</w:t>
+      </w:r>
+      <w:r>
+        <w:rPr>
+          <w:rFonts w:ascii="Arial" w:eastAsia="Arial" w:hAnsi="Arial" w:cs="Arial"/>
+          <w:color w:val="000000"/>
+          <w:spacing w:val="-1"/>
+          <w:w w:val="99"/>
+          <w:sz w:val="20"/>
+          <w:szCs w:val="20"/>
+        </w:rPr>
         <w:t>i</w:t>
       </w:r>
       <w:r>
@@ -14265,26 +14087,7 @@
           <w:sz w:val="20"/>
           <w:szCs w:val="20"/>
         </w:rPr>
-        <w:t>al</w:t>
-      </w:r>
-      <w:r>
-        <w:rPr>
-          <w:rFonts w:ascii="Arial" w:eastAsia="Arial" w:hAnsi="Arial" w:cs="Arial"/>
-          <w:color w:val="000000"/>
-          <w:sz w:val="20"/>
-          <w:szCs w:val="20"/>
-        </w:rPr>
-        <w:t xml:space="preserve"> </w:t>
-      </w:r>
-      <w:r>
-        <w:rPr>
-          <w:rFonts w:ascii="Arial" w:eastAsia="Arial" w:hAnsi="Arial" w:cs="Arial"/>
-          <w:color w:val="000000"/>
-          <w:w w:val="99"/>
-          <w:sz w:val="20"/>
-          <w:szCs w:val="20"/>
-        </w:rPr>
-        <w:t>Media</w:t>
+        <w:t>te</w:t>
       </w:r>
       <w:r>
         <w:rPr>
@@ -14406,10 +14209,193 @@
           <w:right w:val="single" w:sz="12" w:space="4" w:color="auto"/>
         </w:pBdr>
         <w:tabs>
-          <w:tab w:val="left" w:pos="0"/>
+          <w:tab w:val="left" w:pos="90"/>
         </w:tabs>
         <w:spacing w:line="240" w:lineRule="auto"/>
-        <w:ind w:right="771"/>
+        <w:ind w:left="90" w:right="771"/>
+        <w:rPr>
+          <w:rFonts w:ascii="Arial" w:eastAsia="Arial" w:hAnsi="Arial" w:cs="Arial"/>
+          <w:color w:val="000000"/>
+          <w:spacing w:val="1"/>
+          <w:w w:val="99"/>
+          <w:sz w:val="20"/>
+          <w:szCs w:val="20"/>
+        </w:rPr>
+      </w:pPr>
+      <w:r>
+        <w:rPr>
+          <w:rFonts w:ascii="Arial" w:eastAsia="Arial" w:hAnsi="Arial" w:cs="Arial"/>
+          <w:color w:val="000000"/>
+          <w:w w:val="99"/>
+          <w:sz w:val="20"/>
+          <w:szCs w:val="20"/>
+        </w:rPr>
+        <w:t>Soc</w:t>
+      </w:r>
+      <w:r>
+        <w:rPr>
+          <w:rFonts w:ascii="Arial" w:eastAsia="Arial" w:hAnsi="Arial" w:cs="Arial"/>
+          <w:color w:val="000000"/>
+          <w:spacing w:val="-1"/>
+          <w:w w:val="99"/>
+          <w:sz w:val="20"/>
+          <w:szCs w:val="20"/>
+        </w:rPr>
+        <w:t>i</w:t>
+      </w:r>
+      <w:r>
+        <w:rPr>
+          <w:rFonts w:ascii="Arial" w:eastAsia="Arial" w:hAnsi="Arial" w:cs="Arial"/>
+          <w:color w:val="000000"/>
+          <w:w w:val="99"/>
+          <w:sz w:val="20"/>
+          <w:szCs w:val="20"/>
+        </w:rPr>
+        <w:t>al</w:t>
+      </w:r>
+      <w:r>
+        <w:rPr>
+          <w:rFonts w:ascii="Arial" w:eastAsia="Arial" w:hAnsi="Arial" w:cs="Arial"/>
+          <w:color w:val="000000"/>
+          <w:sz w:val="20"/>
+          <w:szCs w:val="20"/>
+        </w:rPr>
+        <w:t xml:space="preserve"> </w:t>
+      </w:r>
+      <w:r>
+        <w:rPr>
+          <w:rFonts w:ascii="Arial" w:eastAsia="Arial" w:hAnsi="Arial" w:cs="Arial"/>
+          <w:color w:val="000000"/>
+          <w:w w:val="99"/>
+          <w:sz w:val="20"/>
+          <w:szCs w:val="20"/>
+        </w:rPr>
+        <w:t>Media</w:t>
+      </w:r>
+      <w:r>
+        <w:rPr>
+          <w:rFonts w:ascii="Arial" w:eastAsia="Arial" w:hAnsi="Arial" w:cs="Arial"/>
+          <w:color w:val="000000"/>
+          <w:sz w:val="20"/>
+          <w:szCs w:val="20"/>
+        </w:rPr>
+        <w:tab/>
+      </w:r>
+      <w:r>
+        <w:rPr>
+          <w:rFonts w:ascii="Arial" w:eastAsia="Arial" w:hAnsi="Arial" w:cs="Arial"/>
+          <w:color w:val="000000"/>
+          <w:sz w:val="20"/>
+          <w:szCs w:val="20"/>
+        </w:rPr>
+        <w:tab/>
+      </w:r>
+      <w:r>
+        <w:rPr>
+          <w:rFonts w:ascii="Arial" w:eastAsia="Arial" w:hAnsi="Arial" w:cs="Arial"/>
+          <w:color w:val="000000"/>
+          <w:sz w:val="20"/>
+          <w:szCs w:val="20"/>
+        </w:rPr>
+        <w:tab/>
+      </w:r>
+      <w:r>
+        <w:rPr>
+          <w:rFonts w:ascii="Arial" w:eastAsia="Arial" w:hAnsi="Arial" w:cs="Arial"/>
+          <w:color w:val="000000"/>
+          <w:position w:val="2"/>
+          <w:sz w:val="20"/>
+          <w:szCs w:val="20"/>
+        </w:rPr>
+        <w:t>□</w:t>
+      </w:r>
+      <w:r>
+        <w:rPr>
+          <w:rFonts w:ascii="Arial" w:eastAsia="Arial" w:hAnsi="Arial" w:cs="Arial"/>
+          <w:color w:val="000000"/>
+          <w:position w:val="2"/>
+          <w:sz w:val="20"/>
+          <w:szCs w:val="20"/>
+        </w:rPr>
+        <w:t xml:space="preserve"> </w:t>
+      </w:r>
+      <w:r>
+        <w:rPr>
+          <w:rFonts w:ascii="Arial" w:eastAsia="Arial" w:hAnsi="Arial" w:cs="Arial"/>
+          <w:color w:val="000000"/>
+          <w:w w:val="99"/>
+          <w:sz w:val="20"/>
+          <w:szCs w:val="20"/>
+        </w:rPr>
+        <w:t>Yes</w:t>
+      </w:r>
+      <w:r>
+        <w:rPr>
+          <w:rFonts w:ascii="Arial" w:eastAsia="Arial" w:hAnsi="Arial" w:cs="Arial"/>
+          <w:color w:val="000000"/>
+          <w:w w:val="99"/>
+          <w:sz w:val="20"/>
+          <w:szCs w:val="20"/>
+        </w:rPr>
+        <w:tab/>
+      </w:r>
+      <w:r>
+        <w:rPr>
+          <w:rFonts w:ascii="Arial" w:eastAsia="Arial" w:hAnsi="Arial" w:cs="Arial"/>
+          <w:color w:val="000000"/>
+          <w:position w:val="2"/>
+          <w:sz w:val="20"/>
+          <w:szCs w:val="20"/>
+        </w:rPr>
+        <w:t>□</w:t>
+      </w:r>
+      <w:r>
+        <w:rPr>
+          <w:rFonts w:ascii="Arial" w:eastAsia="Arial" w:hAnsi="Arial" w:cs="Arial"/>
+          <w:color w:val="000000"/>
+          <w:position w:val="2"/>
+          <w:sz w:val="20"/>
+          <w:szCs w:val="20"/>
+        </w:rPr>
+        <w:t xml:space="preserve"> </w:t>
+      </w:r>
+      <w:r>
+        <w:rPr>
+          <w:rFonts w:ascii="Arial" w:eastAsia="Arial" w:hAnsi="Arial" w:cs="Arial"/>
+          <w:color w:val="000000"/>
+          <w:spacing w:val="3"/>
+          <w:w w:val="99"/>
+          <w:sz w:val="20"/>
+          <w:szCs w:val="20"/>
+        </w:rPr>
+        <w:t>N</w:t>
+      </w:r>
+      <w:r>
+        <w:rPr>
+          <w:rFonts w:ascii="Arial" w:eastAsia="Arial" w:hAnsi="Arial" w:cs="Arial"/>
+          <w:color w:val="000000"/>
+          <w:spacing w:val="1"/>
+          <w:w w:val="99"/>
+          <w:sz w:val="20"/>
+          <w:szCs w:val="20"/>
+        </w:rPr>
+        <w:t>o</w:t>
+      </w:r>
+    </w:p>
+    <w:p>
+      <w:pPr>
+        <w:widowControl w:val="0"/>
+        <w:pBdr>
+          <w:top w:val="single" w:sz="12" w:space="1" w:color="auto"/>
+          <w:left w:val="single" w:sz="12" w:space="4" w:color="auto"/>
+          <w:bottom w:val="single" w:sz="12" w:space="3" w:color="auto"/>
+          <w:right w:val="single" w:sz="12" w:space="4" w:color="auto"/>
+        </w:pBdr>
+        <w:tabs>
+          <w:tab w:val="left" w:pos="90"/>
+        </w:tabs>
+        <w:spacing w:line="240" w:lineRule="auto"/>
+        <w:ind w:left="90" w:right="771"/>
         <w:rPr>
           <w:rFonts w:ascii="Arial" w:eastAsia="Arial" w:hAnsi="Arial" w:cs="Arial"/>
           <w:color w:val="000000"/>
@@ -14429,13 +14415,14 @@
           <w:right w:val="single" w:sz="12" w:space="4" w:color="auto"/>
         </w:pBdr>
         <w:tabs>
-          <w:tab w:val="left" w:pos="0"/>
+          <w:tab w:val="left" w:pos="90"/>
         </w:tabs>
         <w:spacing w:line="240" w:lineRule="auto"/>
-        <w:ind w:right="771"/>
-        <w:rPr>
-          <w:rFonts w:ascii="Arial" w:eastAsia="Arial" w:hAnsi="Arial" w:cs="Arial"/>
-          <w:color w:val="000000"/>
+        <w:ind w:left="90" w:right="771"/>
+        <w:rPr>
+          <w:rFonts w:ascii="Arial" w:eastAsia="Arial" w:hAnsi="Arial" w:cs="Arial"/>
+          <w:color w:val="000000"/>
+          <w:spacing w:val="1"/>
           <w:w w:val="99"/>
           <w:sz w:val="20"/>
           <w:szCs w:val="20"/>
@@ -16272,17 +16259,7 @@
           <w:sz w:val="20"/>
           <w:szCs w:val="20"/>
         </w:rPr>
-        <w:t>onal)</w:t>
-      </w:r>
-      <w:r>
-        <w:rPr>
-          <w:rFonts w:ascii="Arial" w:eastAsia="Arial" w:hAnsi="Arial" w:cs="Arial"/>
-          <w:color w:val="000000"/>
-          <w:w w:val="99"/>
-          <w:sz w:val="20"/>
-          <w:szCs w:val="20"/>
-        </w:rPr>
-        <w:t xml:space="preserve">. </w:t>
+        <w:t xml:space="preserve">onal). </w:t>
       </w:r>
       <w:r>
         <w:rPr>
@@ -16412,10 +16389,10 @@
           <w:right w:val="single" w:sz="12" w:space="4" w:color="auto"/>
         </w:pBdr>
         <w:tabs>
-          <w:tab w:val="left" w:pos="0"/>
+          <w:tab w:val="left" w:pos="90"/>
         </w:tabs>
         <w:spacing w:line="240" w:lineRule="auto"/>
-        <w:ind w:right="771"/>
+        <w:ind w:left="90" w:right="771"/>
         <w:rPr>
           <w:rFonts w:ascii="Arial" w:eastAsia="Arial" w:hAnsi="Arial" w:cs="Arial"/>
           <w:color w:val="000000"/>
@@ -16442,17 +16419,7 @@
           <w:sz w:val="20"/>
           <w:szCs w:val="20"/>
         </w:rPr>
-        <w:t>Payments can also be made</w:t>
-      </w:r>
-      <w:r>
-        <w:rPr>
-          <w:rFonts w:ascii="Arial" w:eastAsia="Arial" w:hAnsi="Arial" w:cs="Arial"/>
-          <w:color w:val="000000"/>
-          <w:w w:val="99"/>
-          <w:sz w:val="20"/>
-          <w:szCs w:val="20"/>
-        </w:rPr>
-        <w:t xml:space="preserve"> </w:t>
+        <w:t xml:space="preserve">Payments can also be made </w:t>
       </w:r>
       <w:r>
         <w:rPr>
@@ -16802,10 +16769,10 @@
           <w:right w:val="single" w:sz="12" w:space="4" w:color="auto"/>
         </w:pBdr>
         <w:tabs>
-          <w:tab w:val="left" w:pos="0"/>
+          <w:tab w:val="left" w:pos="90"/>
         </w:tabs>
         <w:spacing w:line="240" w:lineRule="auto"/>
-        <w:ind w:right="771"/>
+        <w:ind w:left="90" w:right="771"/>
         <w:rPr>
           <w:rFonts w:ascii="Arial" w:eastAsia="Arial" w:hAnsi="Arial" w:cs="Arial"/>
           <w:color w:val="000000"/>
@@ -16825,10 +16792,10 @@
           <w:right w:val="single" w:sz="12" w:space="4" w:color="auto"/>
         </w:pBdr>
         <w:tabs>
-          <w:tab w:val="left" w:pos="0"/>
+          <w:tab w:val="left" w:pos="90"/>
         </w:tabs>
         <w:spacing w:line="240" w:lineRule="auto"/>
-        <w:ind w:right="771"/>
+        <w:ind w:left="90" w:right="771"/>
         <w:rPr>
           <w:rFonts w:ascii="Arial" w:eastAsia="Arial" w:hAnsi="Arial" w:cs="Arial"/>
           <w:color w:val="000000"/>
@@ -17222,10 +17189,10 @@
           <w:right w:val="single" w:sz="12" w:space="4" w:color="auto"/>
         </w:pBdr>
         <w:tabs>
-          <w:tab w:val="left" w:pos="0"/>
+          <w:tab w:val="left" w:pos="90"/>
         </w:tabs>
         <w:spacing w:line="240" w:lineRule="auto"/>
-        <w:ind w:right="771"/>
+        <w:ind w:left="90" w:right="771"/>
         <w:jc w:val="center"/>
         <w:rPr>
           <w:rFonts w:ascii="Arial" w:eastAsia="Arial" w:hAnsi="Arial" w:cs="Arial"/>
@@ -17630,13 +17597,15 @@
           <w:right w:val="single" w:sz="12" w:space="4" w:color="auto"/>
         </w:pBdr>
         <w:tabs>
-          <w:tab w:val="left" w:pos="0"/>
+          <w:tab w:val="left" w:pos="90"/>
         </w:tabs>
         <w:spacing w:line="240" w:lineRule="auto"/>
-        <w:ind w:right="771"/>
-        <w:rPr>
-          <w:rFonts w:ascii="Arial" w:eastAsia="Arial" w:hAnsi="Arial" w:cs="Arial"/>
-          <w:color w:val="000000"/>
+        <w:ind w:left="90" w:right="771"/>
+        <w:jc w:val="center"/>
+        <w:rPr>
+          <w:rFonts w:ascii="Arial" w:eastAsia="Arial" w:hAnsi="Arial" w:cs="Arial"/>
+          <w:color w:val="000000"/>
+          <w:spacing w:val="1"/>
           <w:w w:val="99"/>
           <w:sz w:val="20"/>
           <w:szCs w:val="20"/>
@@ -17653,10 +17622,10 @@
           <w:right w:val="single" w:sz="12" w:space="4" w:color="auto"/>
         </w:pBdr>
         <w:tabs>
-          <w:tab w:val="left" w:pos="0"/>
+          <w:tab w:val="left" w:pos="90"/>
         </w:tabs>
         <w:spacing w:line="240" w:lineRule="auto"/>
-        <w:ind w:right="771"/>
+        <w:ind w:left="90" w:right="771"/>
         <w:rPr>
           <w:rFonts w:ascii="Arial" w:eastAsia="Arial" w:hAnsi="Arial" w:cs="Arial"/>
           <w:color w:val="000000"/>
@@ -18810,7 +18779,6 @@
         <w:rPr>
           <w:rFonts w:ascii="Arial" w:eastAsia="Arial" w:hAnsi="Arial" w:cs="Arial"/>
           <w:color w:val="000000"/>
-          <w:spacing w:val="64"/>
           <w:sz w:val="20"/>
           <w:szCs w:val="20"/>
         </w:rPr>
@@ -19248,7 +19216,6 @@
         <w:rPr>
           <w:rFonts w:ascii="Arial" w:eastAsia="Arial" w:hAnsi="Arial" w:cs="Arial"/>
           <w:color w:val="000000"/>
-          <w:spacing w:val="36"/>
           <w:sz w:val="20"/>
           <w:szCs w:val="20"/>
         </w:rPr>
@@ -19289,8 +19256,6 @@
         <w:rPr>
           <w:rFonts w:ascii="Arial" w:eastAsia="Arial" w:hAnsi="Arial" w:cs="Arial"/>
           <w:color w:val="000000"/>
-          <w:spacing w:val="2"/>
-          <w:w w:val="99"/>
           <w:sz w:val="20"/>
           <w:szCs w:val="20"/>
         </w:rPr>
@@ -19466,13 +19431,14 @@
           <w:right w:val="single" w:sz="12" w:space="4" w:color="auto"/>
         </w:pBdr>
         <w:tabs>
-          <w:tab w:val="left" w:pos="0"/>
+          <w:tab w:val="left" w:pos="90"/>
         </w:tabs>
         <w:spacing w:line="240" w:lineRule="auto"/>
-        <w:ind w:right="771"/>
-        <w:rPr>
-          <w:rFonts w:ascii="Arial" w:eastAsia="Arial" w:hAnsi="Arial" w:cs="Arial"/>
-          <w:color w:val="000000"/>
+        <w:ind w:left="90" w:right="771"/>
+        <w:rPr>
+          <w:rFonts w:ascii="Arial" w:eastAsia="Arial" w:hAnsi="Arial" w:cs="Arial"/>
+          <w:color w:val="000000"/>
+          <w:spacing w:val="1"/>
           <w:w w:val="99"/>
           <w:sz w:val="20"/>
           <w:szCs w:val="20"/>
@@ -19489,10 +19455,10 @@
           <w:right w:val="single" w:sz="12" w:space="4" w:color="auto"/>
         </w:pBdr>
         <w:tabs>
-          <w:tab w:val="left" w:pos="0"/>
+          <w:tab w:val="left" w:pos="90"/>
         </w:tabs>
         <w:spacing w:line="240" w:lineRule="auto"/>
-        <w:ind w:right="771"/>
+        <w:ind w:left="90" w:right="771"/>
         <w:rPr>
           <w:rFonts w:ascii="Arial" w:eastAsia="Arial" w:hAnsi="Arial" w:cs="Arial"/>
           <w:color w:val="000000"/>
@@ -19830,10 +19796,10 @@
           <w:right w:val="single" w:sz="12" w:space="4" w:color="auto"/>
         </w:pBdr>
         <w:tabs>
-          <w:tab w:val="left" w:pos="0"/>
+          <w:tab w:val="left" w:pos="90"/>
         </w:tabs>
         <w:spacing w:line="240" w:lineRule="auto"/>
-        <w:ind w:right="771"/>
+        <w:ind w:left="90" w:right="771"/>
         <w:rPr>
           <w:rFonts w:ascii="Arial" w:eastAsia="Arial" w:hAnsi="Arial" w:cs="Arial"/>
           <w:color w:val="000000"/>
@@ -19939,10 +19905,10 @@
           <w:right w:val="single" w:sz="12" w:space="4" w:color="auto"/>
         </w:pBdr>
         <w:tabs>
-          <w:tab w:val="left" w:pos="0"/>
+          <w:tab w:val="left" w:pos="90"/>
         </w:tabs>
         <w:spacing w:line="240" w:lineRule="auto"/>
-        <w:ind w:right="771"/>
+        <w:ind w:left="90" w:right="771"/>
         <w:rPr>
           <w:rFonts w:ascii="Arial" w:eastAsia="Arial" w:hAnsi="Arial" w:cs="Arial"/>
           <w:color w:val="000000"/>
@@ -19962,10 +19928,10 @@
           <w:right w:val="single" w:sz="12" w:space="4" w:color="auto"/>
         </w:pBdr>
         <w:tabs>
-          <w:tab w:val="left" w:pos="0"/>
+          <w:tab w:val="left" w:pos="90"/>
         </w:tabs>
         <w:spacing w:line="240" w:lineRule="auto"/>
-        <w:ind w:right="771"/>
+        <w:ind w:left="90" w:right="771"/>
         <w:rPr>
           <w:rFonts w:ascii="Arial" w:eastAsia="Arial" w:hAnsi="Arial" w:cs="Arial"/>
           <w:color w:val="000000"/>
@@ -20200,36 +20166,227 @@
         <w:rPr>
           <w:rFonts w:ascii="Arial" w:eastAsia="Arial" w:hAnsi="Arial" w:cs="Arial"/>
           <w:color w:val="000000"/>
-          <w:sz w:val="20"/>
-          <w:szCs w:val="20"/>
-        </w:rPr>
-        <w:t xml:space="preserve"> </w:t>
+          <w:w w:val="99"/>
+          <w:sz w:val="20"/>
+          <w:szCs w:val="20"/>
+        </w:rPr>
+        <w:t>,</w:t>
       </w:r>
       <w:r>
         <w:rPr>
           <w:rFonts w:ascii="Arial" w:eastAsia="Arial" w:hAnsi="Arial" w:cs="Arial"/>
           <w:color w:val="000000"/>
           <w:spacing w:val="1"/>
-          <w:w w:val="99"/>
-          <w:sz w:val="20"/>
-          <w:szCs w:val="20"/>
-        </w:rPr>
-        <w:t>f</w:t>
-      </w:r>
-      <w:r>
-        <w:rPr>
-          <w:rFonts w:ascii="Arial" w:eastAsia="Arial" w:hAnsi="Arial" w:cs="Arial"/>
-          <w:color w:val="000000"/>
-          <w:w w:val="99"/>
-          <w:sz w:val="20"/>
-          <w:szCs w:val="20"/>
-        </w:rPr>
-        <w:t>or</w:t>
-      </w:r>
-      <w:r>
-        <w:rPr>
-          <w:rFonts w:ascii="Arial" w:eastAsia="Arial" w:hAnsi="Arial" w:cs="Arial"/>
-          <w:color w:val="000000"/>
+          <w:sz w:val="20"/>
+          <w:szCs w:val="20"/>
+        </w:rPr>
+        <w:t xml:space="preserve"> </w:t>
+      </w:r>
+      <w:r>
+        <w:rPr>
+          <w:rFonts w:ascii="Arial" w:eastAsia="Arial" w:hAnsi="Arial" w:cs="Arial"/>
+          <w:color w:val="000000"/>
+          <w:w w:val="99"/>
+          <w:sz w:val="20"/>
+          <w:szCs w:val="20"/>
+        </w:rPr>
+        <w:t>please</w:t>
+      </w:r>
+      <w:r>
+        <w:rPr>
+          <w:rFonts w:ascii="Arial" w:eastAsia="Arial" w:hAnsi="Arial" w:cs="Arial"/>
+          <w:color w:val="000000"/>
+          <w:sz w:val="20"/>
+          <w:szCs w:val="20"/>
+        </w:rPr>
+        <w:t xml:space="preserve"> </w:t>
+      </w:r>
+      <w:r>
+        <w:rPr>
+          <w:rFonts w:ascii="Arial" w:eastAsia="Arial" w:hAnsi="Arial" w:cs="Arial"/>
+          <w:color w:val="000000"/>
+          <w:w w:val="99"/>
+          <w:sz w:val="20"/>
+          <w:szCs w:val="20"/>
+        </w:rPr>
+        <w:t>w</w:t>
+      </w:r>
+      <w:r>
+        <w:rPr>
+          <w:rFonts w:ascii="Arial" w:eastAsia="Arial" w:hAnsi="Arial" w:cs="Arial"/>
+          <w:color w:val="000000"/>
+          <w:spacing w:val="1"/>
+          <w:w w:val="99"/>
+          <w:sz w:val="20"/>
+          <w:szCs w:val="20"/>
+        </w:rPr>
+        <w:t>r</w:t>
+      </w:r>
+      <w:r>
+        <w:rPr>
+          <w:rFonts w:ascii="Arial" w:eastAsia="Arial" w:hAnsi="Arial" w:cs="Arial"/>
+          <w:color w:val="000000"/>
+          <w:w w:val="99"/>
+          <w:sz w:val="20"/>
+          <w:szCs w:val="20"/>
+        </w:rPr>
+        <w:t>ite</w:t>
+      </w:r>
+      <w:r>
+        <w:rPr>
+          <w:rFonts w:ascii="Arial" w:eastAsia="Arial" w:hAnsi="Arial" w:cs="Arial"/>
+          <w:color w:val="000000"/>
+          <w:spacing w:val="-1"/>
+          <w:sz w:val="20"/>
+          <w:szCs w:val="20"/>
+        </w:rPr>
+        <w:t xml:space="preserve"> </w:t>
+      </w:r>
+      <w:r>
+        <w:rPr>
+          <w:rFonts w:ascii="Arial" w:eastAsia="Arial" w:hAnsi="Arial" w:cs="Arial"/>
+          <w:color w:val="000000"/>
+          <w:spacing w:val="1"/>
+          <w:w w:val="99"/>
+          <w:sz w:val="20"/>
+          <w:szCs w:val="20"/>
+        </w:rPr>
+        <w:t>t</w:t>
+      </w:r>
+      <w:r>
+        <w:rPr>
+          <w:rFonts w:ascii="Arial" w:eastAsia="Arial" w:hAnsi="Arial" w:cs="Arial"/>
+          <w:color w:val="000000"/>
+          <w:w w:val="99"/>
+          <w:sz w:val="20"/>
+          <w:szCs w:val="20"/>
+        </w:rPr>
+        <w:t>h</w:t>
+      </w:r>
+      <w:r>
+        <w:rPr>
+          <w:rFonts w:ascii="Arial" w:eastAsia="Arial" w:hAnsi="Arial" w:cs="Arial"/>
+          <w:color w:val="000000"/>
+          <w:spacing w:val="1"/>
+          <w:w w:val="99"/>
+          <w:sz w:val="20"/>
+          <w:szCs w:val="20"/>
+        </w:rPr>
+        <w:t>e</w:t>
+      </w:r>
+      <w:r>
+        <w:rPr>
+          <w:rFonts w:ascii="Arial" w:eastAsia="Arial" w:hAnsi="Arial" w:cs="Arial"/>
+          <w:color w:val="000000"/>
+          <w:w w:val="99"/>
+          <w:sz w:val="20"/>
+          <w:szCs w:val="20"/>
+        </w:rPr>
+        <w:t>m</w:t>
+      </w:r>
+      <w:r>
+        <w:rPr>
+          <w:rFonts w:ascii="Arial" w:eastAsia="Arial" w:hAnsi="Arial" w:cs="Arial"/>
+          <w:color w:val="000000"/>
+          <w:sz w:val="20"/>
+          <w:szCs w:val="20"/>
+        </w:rPr>
+        <w:t xml:space="preserve"> </w:t>
+      </w:r>
+      <w:r>
+        <w:rPr>
+          <w:rFonts w:ascii="Arial" w:eastAsia="Arial" w:hAnsi="Arial" w:cs="Arial"/>
+          <w:color w:val="000000"/>
+          <w:spacing w:val="2"/>
+          <w:w w:val="99"/>
+          <w:sz w:val="20"/>
+          <w:szCs w:val="20"/>
+        </w:rPr>
+        <w:t>o</w:t>
+      </w:r>
+      <w:r>
+        <w:rPr>
+          <w:rFonts w:ascii="Arial" w:eastAsia="Arial" w:hAnsi="Arial" w:cs="Arial"/>
+          <w:color w:val="000000"/>
+          <w:w w:val="99"/>
+          <w:sz w:val="20"/>
+          <w:szCs w:val="20"/>
+        </w:rPr>
+        <w:t>n</w:t>
+      </w:r>
+      <w:r>
+        <w:rPr>
+          <w:rFonts w:ascii="Arial" w:eastAsia="Arial" w:hAnsi="Arial" w:cs="Arial"/>
+          <w:color w:val="000000"/>
+          <w:sz w:val="20"/>
+          <w:szCs w:val="20"/>
+        </w:rPr>
+        <w:t xml:space="preserve"> </w:t>
+      </w:r>
+      <w:r>
+        <w:rPr>
+          <w:rFonts w:ascii="Arial" w:eastAsia="Arial" w:hAnsi="Arial" w:cs="Arial"/>
+          <w:color w:val="000000"/>
+          <w:spacing w:val="-1"/>
+          <w:w w:val="99"/>
+          <w:sz w:val="20"/>
+          <w:szCs w:val="20"/>
+        </w:rPr>
+        <w:t>t</w:t>
+      </w:r>
+      <w:r>
+        <w:rPr>
+          <w:rFonts w:ascii="Arial" w:eastAsia="Arial" w:hAnsi="Arial" w:cs="Arial"/>
+          <w:color w:val="000000"/>
+          <w:w w:val="99"/>
+          <w:sz w:val="20"/>
+          <w:szCs w:val="20"/>
+        </w:rPr>
+        <w:t>he</w:t>
+      </w:r>
+      <w:r>
+        <w:rPr>
+          <w:rFonts w:ascii="Arial" w:eastAsia="Arial" w:hAnsi="Arial" w:cs="Arial"/>
+          <w:color w:val="000000"/>
+          <w:sz w:val="20"/>
+          <w:szCs w:val="20"/>
+        </w:rPr>
+        <w:t xml:space="preserve"> </w:t>
+      </w:r>
+      <w:r>
+        <w:rPr>
+          <w:rFonts w:ascii="Arial" w:eastAsia="Arial" w:hAnsi="Arial" w:cs="Arial"/>
+          <w:color w:val="000000"/>
+          <w:w w:val="99"/>
+          <w:sz w:val="20"/>
+          <w:szCs w:val="20"/>
+        </w:rPr>
+        <w:t>back</w:t>
+      </w:r>
+      <w:r>
+        <w:rPr>
+          <w:rFonts w:ascii="Arial" w:eastAsia="Arial" w:hAnsi="Arial" w:cs="Arial"/>
+          <w:color w:val="000000"/>
+          <w:sz w:val="20"/>
+          <w:szCs w:val="20"/>
+        </w:rPr>
+        <w:t xml:space="preserve"> </w:t>
+      </w:r>
+      <w:r>
+        <w:rPr>
+          <w:rFonts w:ascii="Arial" w:eastAsia="Arial" w:hAnsi="Arial" w:cs="Arial"/>
+          <w:color w:val="000000"/>
+          <w:w w:val="99"/>
+          <w:sz w:val="20"/>
+          <w:szCs w:val="20"/>
+        </w:rPr>
+        <w:t>of</w:t>
+      </w:r>
+      <w:r>
+        <w:rPr>
+          <w:rFonts w:ascii="Arial" w:eastAsia="Arial" w:hAnsi="Arial" w:cs="Arial"/>
+          <w:color w:val="000000"/>
+          <w:spacing w:val="1"/>
           <w:sz w:val="20"/>
           <w:szCs w:val="20"/>
         </w:rPr>
@@ -20262,247 +20419,7 @@
           <w:sz w:val="20"/>
           <w:szCs w:val="20"/>
         </w:rPr>
-        <w:t>group,</w:t>
-      </w:r>
-      <w:r>
-        <w:rPr>
-          <w:rFonts w:ascii="Arial" w:eastAsia="Arial" w:hAnsi="Arial" w:cs="Arial"/>
-          <w:color w:val="000000"/>
-          <w:spacing w:val="1"/>
-          <w:sz w:val="20"/>
-          <w:szCs w:val="20"/>
-        </w:rPr>
-        <w:t xml:space="preserve"> </w:t>
-      </w:r>
-      <w:r>
-        <w:rPr>
-          <w:rFonts w:ascii="Arial" w:eastAsia="Arial" w:hAnsi="Arial" w:cs="Arial"/>
-          <w:color w:val="000000"/>
-          <w:w w:val="99"/>
-          <w:sz w:val="20"/>
-          <w:szCs w:val="20"/>
-        </w:rPr>
-        <w:t>please</w:t>
-      </w:r>
-      <w:r>
-        <w:rPr>
-          <w:rFonts w:ascii="Arial" w:eastAsia="Arial" w:hAnsi="Arial" w:cs="Arial"/>
-          <w:color w:val="000000"/>
-          <w:sz w:val="20"/>
-          <w:szCs w:val="20"/>
-        </w:rPr>
-        <w:t xml:space="preserve"> </w:t>
-      </w:r>
-      <w:r>
-        <w:rPr>
-          <w:rFonts w:ascii="Arial" w:eastAsia="Arial" w:hAnsi="Arial" w:cs="Arial"/>
-          <w:color w:val="000000"/>
-          <w:w w:val="99"/>
-          <w:sz w:val="20"/>
-          <w:szCs w:val="20"/>
-        </w:rPr>
-        <w:t>w</w:t>
-      </w:r>
-      <w:r>
-        <w:rPr>
-          <w:rFonts w:ascii="Arial" w:eastAsia="Arial" w:hAnsi="Arial" w:cs="Arial"/>
-          <w:color w:val="000000"/>
-          <w:spacing w:val="1"/>
-          <w:w w:val="99"/>
-          <w:sz w:val="20"/>
-          <w:szCs w:val="20"/>
-        </w:rPr>
-        <w:t>r</w:t>
-      </w:r>
-      <w:r>
-        <w:rPr>
-          <w:rFonts w:ascii="Arial" w:eastAsia="Arial" w:hAnsi="Arial" w:cs="Arial"/>
-          <w:color w:val="000000"/>
-          <w:w w:val="99"/>
-          <w:sz w:val="20"/>
-          <w:szCs w:val="20"/>
-        </w:rPr>
-        <w:t>ite</w:t>
-      </w:r>
-      <w:r>
-        <w:rPr>
-          <w:rFonts w:ascii="Arial" w:eastAsia="Arial" w:hAnsi="Arial" w:cs="Arial"/>
-          <w:color w:val="000000"/>
-          <w:spacing w:val="-1"/>
-          <w:sz w:val="20"/>
-          <w:szCs w:val="20"/>
-        </w:rPr>
-        <w:t xml:space="preserve"> </w:t>
-      </w:r>
-      <w:r>
-        <w:rPr>
-          <w:rFonts w:ascii="Arial" w:eastAsia="Arial" w:hAnsi="Arial" w:cs="Arial"/>
-          <w:color w:val="000000"/>
-          <w:spacing w:val="1"/>
-          <w:w w:val="99"/>
-          <w:sz w:val="20"/>
-          <w:szCs w:val="20"/>
-        </w:rPr>
-        <w:t>t</w:t>
-      </w:r>
-      <w:r>
-        <w:rPr>
-          <w:rFonts w:ascii="Arial" w:eastAsia="Arial" w:hAnsi="Arial" w:cs="Arial"/>
-          <w:color w:val="000000"/>
-          <w:w w:val="99"/>
-          <w:sz w:val="20"/>
-          <w:szCs w:val="20"/>
-        </w:rPr>
-        <w:t>h</w:t>
-      </w:r>
-      <w:r>
-        <w:rPr>
-          <w:rFonts w:ascii="Arial" w:eastAsia="Arial" w:hAnsi="Arial" w:cs="Arial"/>
-          <w:color w:val="000000"/>
-          <w:spacing w:val="1"/>
-          <w:w w:val="99"/>
-          <w:sz w:val="20"/>
-          <w:szCs w:val="20"/>
-        </w:rPr>
-        <w:t>e</w:t>
-      </w:r>
-      <w:r>
-        <w:rPr>
-          <w:rFonts w:ascii="Arial" w:eastAsia="Arial" w:hAnsi="Arial" w:cs="Arial"/>
-          <w:color w:val="000000"/>
-          <w:w w:val="99"/>
-          <w:sz w:val="20"/>
-          <w:szCs w:val="20"/>
-        </w:rPr>
-        <w:t>m</w:t>
-      </w:r>
-      <w:r>
-        <w:rPr>
-          <w:rFonts w:ascii="Arial" w:eastAsia="Arial" w:hAnsi="Arial" w:cs="Arial"/>
-          <w:color w:val="000000"/>
-          <w:sz w:val="20"/>
-          <w:szCs w:val="20"/>
-        </w:rPr>
-        <w:t xml:space="preserve"> </w:t>
-      </w:r>
-      <w:r>
-        <w:rPr>
-          <w:rFonts w:ascii="Arial" w:eastAsia="Arial" w:hAnsi="Arial" w:cs="Arial"/>
-          <w:color w:val="000000"/>
-          <w:spacing w:val="2"/>
-          <w:w w:val="99"/>
-          <w:sz w:val="20"/>
-          <w:szCs w:val="20"/>
-        </w:rPr>
-        <w:t>o</w:t>
-      </w:r>
-      <w:r>
-        <w:rPr>
-          <w:rFonts w:ascii="Arial" w:eastAsia="Arial" w:hAnsi="Arial" w:cs="Arial"/>
-          <w:color w:val="000000"/>
-          <w:w w:val="99"/>
-          <w:sz w:val="20"/>
-          <w:szCs w:val="20"/>
-        </w:rPr>
-        <w:t>n</w:t>
-      </w:r>
-      <w:r>
-        <w:rPr>
-          <w:rFonts w:ascii="Arial" w:eastAsia="Arial" w:hAnsi="Arial" w:cs="Arial"/>
-          <w:color w:val="000000"/>
-          <w:sz w:val="20"/>
-          <w:szCs w:val="20"/>
-        </w:rPr>
-        <w:t xml:space="preserve"> </w:t>
-      </w:r>
-      <w:r>
-        <w:rPr>
-          <w:rFonts w:ascii="Arial" w:eastAsia="Arial" w:hAnsi="Arial" w:cs="Arial"/>
-          <w:color w:val="000000"/>
-          <w:spacing w:val="-1"/>
-          <w:w w:val="99"/>
-          <w:sz w:val="20"/>
-          <w:szCs w:val="20"/>
-        </w:rPr>
-        <w:t>t</w:t>
-      </w:r>
-      <w:r>
-        <w:rPr>
-          <w:rFonts w:ascii="Arial" w:eastAsia="Arial" w:hAnsi="Arial" w:cs="Arial"/>
-          <w:color w:val="000000"/>
-          <w:w w:val="99"/>
-          <w:sz w:val="20"/>
-          <w:szCs w:val="20"/>
-        </w:rPr>
-        <w:t>he</w:t>
-      </w:r>
-      <w:r>
-        <w:rPr>
-          <w:rFonts w:ascii="Arial" w:eastAsia="Arial" w:hAnsi="Arial" w:cs="Arial"/>
-          <w:color w:val="000000"/>
-          <w:sz w:val="20"/>
-          <w:szCs w:val="20"/>
-        </w:rPr>
-        <w:t xml:space="preserve"> </w:t>
-      </w:r>
-      <w:r>
-        <w:rPr>
-          <w:rFonts w:ascii="Arial" w:eastAsia="Arial" w:hAnsi="Arial" w:cs="Arial"/>
-          <w:color w:val="000000"/>
-          <w:w w:val="99"/>
-          <w:sz w:val="20"/>
-          <w:szCs w:val="20"/>
-        </w:rPr>
-        <w:t>back</w:t>
-      </w:r>
-      <w:r>
-        <w:rPr>
-          <w:rFonts w:ascii="Arial" w:eastAsia="Arial" w:hAnsi="Arial" w:cs="Arial"/>
-          <w:color w:val="000000"/>
-          <w:sz w:val="20"/>
-          <w:szCs w:val="20"/>
-        </w:rPr>
-        <w:t xml:space="preserve"> </w:t>
-      </w:r>
-      <w:r>
-        <w:rPr>
-          <w:rFonts w:ascii="Arial" w:eastAsia="Arial" w:hAnsi="Arial" w:cs="Arial"/>
-          <w:color w:val="000000"/>
-          <w:w w:val="99"/>
-          <w:sz w:val="20"/>
-          <w:szCs w:val="20"/>
-        </w:rPr>
-        <w:t>of</w:t>
-      </w:r>
-      <w:r>
-        <w:rPr>
-          <w:rFonts w:ascii="Arial" w:eastAsia="Arial" w:hAnsi="Arial" w:cs="Arial"/>
-          <w:color w:val="000000"/>
-          <w:spacing w:val="1"/>
-          <w:sz w:val="20"/>
-          <w:szCs w:val="20"/>
-        </w:rPr>
-        <w:t xml:space="preserve"> </w:t>
-      </w:r>
-      <w:r>
-        <w:rPr>
-          <w:rFonts w:ascii="Arial" w:eastAsia="Arial" w:hAnsi="Arial" w:cs="Arial"/>
-          <w:color w:val="000000"/>
-          <w:w w:val="99"/>
-          <w:sz w:val="20"/>
-          <w:szCs w:val="20"/>
-        </w:rPr>
-        <w:t>the</w:t>
-      </w:r>
-      <w:r>
-        <w:rPr>
-          <w:rFonts w:ascii="Arial" w:eastAsia="Arial" w:hAnsi="Arial" w:cs="Arial"/>
-          <w:color w:val="000000"/>
-          <w:w w:val="99"/>
-          <w:sz w:val="20"/>
-          <w:szCs w:val="20"/>
-        </w:rPr>
-        <w:t xml:space="preserve"> form</w:t>
+        <w:t>form</w:t>
       </w:r>
       <w:r>
         <w:rPr>
@@ -20525,16 +20442,39 @@
           <w:right w:val="single" w:sz="12" w:space="4" w:color="auto"/>
         </w:pBdr>
         <w:tabs>
-          <w:tab w:val="left" w:pos="2160"/>
+          <w:tab w:val="left" w:pos="90"/>
         </w:tabs>
         <w:spacing w:line="240" w:lineRule="auto"/>
-        <w:ind w:right="771"/>
-        <w:rPr>
-          <w:rFonts w:ascii="Arial" w:eastAsia="Arial" w:hAnsi="Arial" w:cs="Arial"/>
-          <w:color w:val="000000"/>
-          <w:w w:val="99"/>
-          <w:sz w:val="15"/>
-          <w:szCs w:val="15"/>
+        <w:ind w:left="90" w:right="771"/>
+        <w:rPr>
+          <w:rFonts w:ascii="Arial" w:eastAsia="Arial" w:hAnsi="Arial" w:cs="Arial"/>
+          <w:color w:val="000000"/>
+          <w:w w:val="99"/>
+          <w:sz w:val="5"/>
+          <w:szCs w:val="5"/>
+        </w:rPr>
+      </w:pPr>
+    </w:p>
+    <w:p>
+      <w:pPr>
+        <w:widowControl w:val="0"/>
+        <w:pBdr>
+          <w:top w:val="single" w:sz="12" w:space="1" w:color="auto"/>
+          <w:left w:val="single" w:sz="12" w:space="4" w:color="auto"/>
+          <w:bottom w:val="single" w:sz="12" w:space="3" w:color="auto"/>
+          <w:right w:val="single" w:sz="12" w:space="4" w:color="auto"/>
+        </w:pBdr>
+        <w:tabs>
+          <w:tab w:val="left" w:pos="90"/>
+        </w:tabs>
+        <w:spacing w:line="240" w:lineRule="auto"/>
+        <w:ind w:left="90" w:right="771"/>
+        <w:rPr>
+          <w:rFonts w:ascii="Arial" w:eastAsia="Arial" w:hAnsi="Arial" w:cs="Arial"/>
+          <w:color w:val="000000"/>
+          <w:w w:val="99"/>
+          <w:sz w:val="5"/>
+          <w:szCs w:val="5"/>
         </w:rPr>
         <w:sectPr>
           <w:type w:val="continuous"/>
@@ -20562,15 +20502,15 @@
         <mc:AlternateContent>
           <mc:Choice Requires="wpg">
             <w:drawing>
-              <wp:anchor distT="0" distB="0" distL="114300" distR="114300" simplePos="0" relativeHeight="251659264" behindDoc="1" locked="0" layoutInCell="0" allowOverlap="1" wp14:anchorId="3FBF5218" wp14:editId="6E2A6449">
+              <wp:anchor distT="0" distB="0" distL="114300" distR="114300" simplePos="0" relativeHeight="251659264" behindDoc="1" locked="0" layoutInCell="0" allowOverlap="1" wp14:anchorId="3FBF5218" wp14:editId="33FEF725">
                 <wp:simplePos x="0" y="0"/>
                 <wp:positionH relativeFrom="page">
-                  <wp:posOffset>888275</wp:posOffset>
+                  <wp:posOffset>887506</wp:posOffset>
                 </wp:positionH>
                 <wp:positionV relativeFrom="page">
-                  <wp:posOffset>9099213</wp:posOffset>
+                  <wp:posOffset>9099991</wp:posOffset>
                 </wp:positionV>
-                <wp:extent cx="5924874" cy="140163"/>
+                <wp:extent cx="5933820" cy="140163"/>
                 <wp:effectExtent l="0" t="0" r="0" b="0"/>
                 <wp:wrapNone/>
                 <wp:docPr id="2081215006" name="drawingObject62"/>
@@ -20582,7 +20522,7 @@
                       <wpg:grpSpPr>
                         <a:xfrm>
                           <a:off x="0" y="0"/>
-                          <a:ext cx="5924874" cy="140163"/>
+                          <a:ext cx="5933820" cy="140163"/>
                           <a:chOff x="0" y="0"/>
                           <a:chExt cx="5966586" cy="296671"/>
                         </a:xfrm>
@@ -20684,7 +20624,7 @@
           </mc:Choice>
           <mc:Fallback>
             <w:pict>
-              <v:group w14:anchorId="15250BCE" id="drawingObject62" o:spid="_x0000_s1026" style="position:absolute;margin-left:69.95pt;margin-top:716.45pt;width:466.55pt;height:11.05pt;z-index:-251657216;mso-position-horizontal-relative:page;mso-position-vertical-relative:page;mso-width-relative:margin;mso-height-relative:margin" coordsize="59665,2966" o:gfxdata="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" o:allowincell="f">
+              <v:group w14:anchorId="616337A9" id="drawingObject62" o:spid="_x0000_s1026" style="position:absolute;margin-left:69.9pt;margin-top:716.55pt;width:467.25pt;height:11.05pt;z-index:-251657216;mso-position-horizontal-relative:page;mso-position-vertical-relative:page;mso-width-relative:margin;mso-height-relative:margin" coordsize="59665,2966" o:gfxdata="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" o:allowincell="f">
                 <v:shape id="Shape 63" o:spid="_x0000_s1027" style="position:absolute;width:59658;height:2959;visibility:visible;mso-wrap-style:square;v-text-anchor:top" coordsize="5965825,295909" o:gfxdata="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" path="m,l,295909r5965825,l5965825,,,xe" fillcolor="black" stroked="f">
                   <v:path arrowok="t" textboxrect="0,0,5965825,295909"/>
                 </v:shape>
@@ -21321,6 +21261,7 @@
   <w:style w:type="character" w:default="1" w:styleId="DefaultParagraphFont">
     <w:name w:val="Default Paragraph Font"/>
     <w:uiPriority w:val="1"/>
+    <w:semiHidden/>
     <w:unhideWhenUsed/>
   </w:style>
   <w:style w:type="table" w:default="1" w:styleId="TableNormal">
